--- a/Documentation/ODT-3 SIN TIW FinalReport.docx
+++ b/Documentation/ODT-3 SIN TIW FinalReport.docx
@@ -219,7 +219,7 @@
           <w:i/>
           <w:sz w:val="18"/>
         </w:rPr>
-        <w:t xml:space="preserve"> a resilient RGB-D semantic segmentation system</w:t>
+        <w:t xml:space="preserve"> a resilient RGB-D</w:t>
       </w:r>
       <w:r>
         <w:rPr>
@@ -229,7 +229,7 @@
           <w:i/>
           <w:sz w:val="18"/>
         </w:rPr>
-        <w:t>. Frankfurt University of Applied Sciences (Frankfurt UAS) has developed its own autonomous robot platform, the assistive robot "ROSWITHA" (RObot System WITH Autonomy)</w:t>
+        <w:t xml:space="preserve"> (depth)</w:t>
       </w:r>
       <w:r>
         <w:rPr>
@@ -239,7 +239,7 @@
           <w:i/>
           <w:sz w:val="18"/>
         </w:rPr>
-        <w:t xml:space="preserve">. We improved the robot's ability to see by adding three more item classes, bringing the total from </w:t>
+        <w:t xml:space="preserve"> semantic segmentation system</w:t>
       </w:r>
       <w:r>
         <w:rPr>
@@ -249,7 +249,7 @@
           <w:i/>
           <w:sz w:val="18"/>
         </w:rPr>
-        <w:t>7</w:t>
+        <w:t>. Frankfurt University of Applied Sciences (Frankfurt UAS) has developed its own autonomous robot platform, the assistive robot "ROSWITHA" (RObot System WITH Autonomy)</w:t>
       </w:r>
       <w:r>
         <w:rPr>
@@ -259,7 +259,7 @@
           <w:i/>
           <w:sz w:val="18"/>
         </w:rPr>
-        <w:t xml:space="preserve"> to 10. These new classes include laptops, backpacks, and microwave ovens, which are useful for </w:t>
+        <w:t xml:space="preserve">. We improved the robot's ability to see by adding three more item classes, bringing the total from </w:t>
       </w:r>
       <w:r>
         <w:rPr>
@@ -269,7 +269,7 @@
           <w:i/>
           <w:sz w:val="18"/>
         </w:rPr>
-        <w:t>household tasks</w:t>
+        <w:t>7</w:t>
       </w:r>
       <w:r>
         <w:rPr>
@@ -279,7 +279,7 @@
           <w:i/>
           <w:sz w:val="18"/>
         </w:rPr>
-        <w:t xml:space="preserve">. We use a unique U-Net-based encoder-decoder architecture that </w:t>
+        <w:t xml:space="preserve"> to 10. These new classes include laptops, backpacks, and microwave ovens, which are useful for </w:t>
       </w:r>
       <w:r>
         <w:rPr>
@@ -289,7 +289,7 @@
           <w:i/>
           <w:sz w:val="18"/>
         </w:rPr>
-        <w:t>processes six input channels simultaneously</w:t>
+        <w:t>household tasks</w:t>
       </w:r>
       <w:r>
         <w:rPr>
@@ -299,7 +299,7 @@
           <w:i/>
           <w:sz w:val="18"/>
         </w:rPr>
-        <w:t xml:space="preserve"> to integrate RGB </w:t>
+        <w:t xml:space="preserve">. We use a unique U-Net-based encoder-decoder architecture that </w:t>
       </w:r>
       <w:r>
         <w:rPr>
@@ -309,7 +309,7 @@
           <w:i/>
           <w:sz w:val="18"/>
         </w:rPr>
-        <w:t>colour</w:t>
+        <w:t>processes six input channels simultaneously</w:t>
       </w:r>
       <w:r>
         <w:rPr>
@@ -319,7 +319,7 @@
           <w:i/>
           <w:sz w:val="18"/>
         </w:rPr>
-        <w:t xml:space="preserve"> information with depth data (XYZ coordinate</w:t>
+        <w:t xml:space="preserve"> to integrate RGB </w:t>
       </w:r>
       <w:r>
         <w:rPr>
@@ -329,7 +329,7 @@
           <w:i/>
           <w:sz w:val="18"/>
         </w:rPr>
-        <w:t xml:space="preserve">. </w:t>
+        <w:t>colour</w:t>
       </w:r>
       <w:r>
         <w:rPr>
@@ -339,7 +339,7 @@
           <w:i/>
           <w:sz w:val="18"/>
         </w:rPr>
-        <w:t xml:space="preserve">Our trials demonstrated a consistent tension: forceful efforts to </w:t>
+        <w:t xml:space="preserve"> information with depth data (XYZ coordinate</w:t>
       </w:r>
       <w:r>
         <w:rPr>
@@ -349,7 +349,7 @@
           <w:i/>
           <w:sz w:val="18"/>
         </w:rPr>
-        <w:t>improve performance in rare courses invariably led to catastrophic forgetting, resulting in</w:t>
+        <w:t>)</w:t>
       </w:r>
       <w:r>
         <w:rPr>
@@ -359,7 +359,7 @@
           <w:i/>
           <w:sz w:val="18"/>
         </w:rPr>
-        <w:t xml:space="preserve"> a decline of 15-40 percentage points in classes that had previously performed well. This discovery prompted us to create a cautious training technique that </w:t>
+        <w:t xml:space="preserve">. </w:t>
       </w:r>
       <w:r>
         <w:rPr>
@@ -369,7 +369,7 @@
           <w:i/>
           <w:sz w:val="18"/>
         </w:rPr>
-        <w:t>emphasizes</w:t>
+        <w:t xml:space="preserve">Our trials demonstrated a consistent tension: forceful efforts to </w:t>
       </w:r>
       <w:r>
         <w:rPr>
@@ -379,7 +379,7 @@
           <w:i/>
           <w:sz w:val="18"/>
         </w:rPr>
-        <w:t xml:space="preserve"> stability rather than aggressive </w:t>
+        <w:t>improve performance in rare courses invariably led to catastrophic forgetting, resulting in</w:t>
       </w:r>
       <w:r>
         <w:rPr>
@@ -389,7 +389,7 @@
           <w:i/>
           <w:sz w:val="18"/>
         </w:rPr>
-        <w:t>optimization</w:t>
+        <w:t xml:space="preserve"> a decline of 15-40 percentage points in classes that had previously performed well. This discovery prompted us to create a cautious training technique that </w:t>
       </w:r>
       <w:r>
         <w:rPr>
@@ -399,7 +399,7 @@
           <w:i/>
           <w:sz w:val="18"/>
         </w:rPr>
-        <w:t xml:space="preserve">. This article offers practical insights for robotics practitioners and scientific evidence </w:t>
+        <w:t>emphasizes</w:t>
       </w:r>
       <w:r>
         <w:rPr>
@@ -409,7 +409,7 @@
           <w:i/>
           <w:sz w:val="18"/>
         </w:rPr>
-        <w:t>on the inherent constraints of deep learning under conditions of severe data scarcity</w:t>
+        <w:t xml:space="preserve"> stability rather than aggressive </w:t>
       </w:r>
       <w:r>
         <w:rPr>
@@ -419,7 +419,91 @@
           <w:i/>
           <w:sz w:val="18"/>
         </w:rPr>
-        <w:t>. Our findings indicate that for classes that are severely underrepresented, making up less than 0.01% of training pixels, even advanced algorithmic methods cannot fully make up for the lack of data.</w:t>
+        <w:t>optimization</w:t>
+      </w:r>
+      <w:r>
+        <w:rPr>
+          <w:rFonts w:ascii="Times New Roman" w:hAnsi="Times New Roman"/>
+          <w:b/>
+          <w:bCs/>
+          <w:i/>
+          <w:sz w:val="18"/>
+        </w:rPr>
+        <w:t xml:space="preserve">. This article offers practical insights for robotics practitioners and scientific evidence </w:t>
+      </w:r>
+      <w:r>
+        <w:rPr>
+          <w:rFonts w:ascii="Times New Roman" w:hAnsi="Times New Roman"/>
+          <w:b/>
+          <w:bCs/>
+          <w:i/>
+          <w:sz w:val="18"/>
+        </w:rPr>
+        <w:t>on the inherent constraints of deep learning under conditions of severe data scarcity</w:t>
+      </w:r>
+      <w:r>
+        <w:rPr>
+          <w:rFonts w:ascii="Times New Roman" w:hAnsi="Times New Roman"/>
+          <w:b/>
+          <w:bCs/>
+          <w:i/>
+          <w:sz w:val="18"/>
+        </w:rPr>
+        <w:t>. Our findings indicate that for classes that are severely underrepresented, making up less than 0.01% of training pixels</w:t>
+      </w:r>
+      <w:proofErr w:type="gramStart"/>
+      <w:r>
+        <w:rPr>
+          <w:rFonts w:ascii="Times New Roman" w:hAnsi="Times New Roman"/>
+          <w:b/>
+          <w:bCs/>
+          <w:i/>
+          <w:sz w:val="18"/>
+        </w:rPr>
+        <w:t>, even</w:t>
+      </w:r>
+      <w:proofErr w:type="gramEnd"/>
+      <w:r>
+        <w:rPr>
+          <w:rFonts w:ascii="Times New Roman" w:hAnsi="Times New Roman"/>
+          <w:b/>
+          <w:bCs/>
+          <w:i/>
+          <w:sz w:val="18"/>
+        </w:rPr>
+        <w:t xml:space="preserve"> advanced algorithmic methods </w:t>
+      </w:r>
+      <w:proofErr w:type="gramStart"/>
+      <w:r>
+        <w:rPr>
+          <w:rFonts w:ascii="Times New Roman" w:hAnsi="Times New Roman"/>
+          <w:b/>
+          <w:bCs/>
+          <w:i/>
+          <w:sz w:val="18"/>
+        </w:rPr>
+        <w:t>finds</w:t>
+      </w:r>
+      <w:proofErr w:type="gramEnd"/>
+      <w:r>
+        <w:rPr>
+          <w:rFonts w:ascii="Times New Roman" w:hAnsi="Times New Roman"/>
+          <w:b/>
+          <w:bCs/>
+          <w:i/>
+          <w:sz w:val="18"/>
+        </w:rPr>
+        <w:t xml:space="preserve"> it challenging to</w:t>
+      </w:r>
+      <w:r>
+        <w:rPr>
+          <w:rFonts w:ascii="Times New Roman" w:hAnsi="Times New Roman"/>
+          <w:b/>
+          <w:bCs/>
+          <w:i/>
+          <w:sz w:val="18"/>
+        </w:rPr>
+        <w:t xml:space="preserve"> fully make up for the lack of data.</w:t>
       </w:r>
     </w:p>
     <w:p>
@@ -538,13 +622,6 @@
           <w:rFonts w:ascii="Times New Roman" w:hAnsi="Times New Roman"/>
           <w:sz w:val="20"/>
         </w:rPr>
-        <w:t xml:space="preserve">    </w:t>
-      </w:r>
-      <w:r>
-        <w:rPr>
-          <w:rFonts w:ascii="Times New Roman" w:hAnsi="Times New Roman"/>
-          <w:sz w:val="20"/>
-        </w:rPr>
         <w:t xml:space="preserve">The worldwide trend of </w:t>
       </w:r>
       <w:r>
@@ -566,7 +643,14 @@
           <w:rFonts w:ascii="Times New Roman" w:hAnsi="Times New Roman"/>
           <w:sz w:val="20"/>
         </w:rPr>
-        <w:t>solution, but they only work well if they can see clearly</w:t>
+        <w:t xml:space="preserve">solution, but they only work well if they can </w:t>
+      </w:r>
+      <w:r>
+        <w:rPr>
+          <w:rFonts w:ascii="Times New Roman" w:hAnsi="Times New Roman"/>
+          <w:sz w:val="20"/>
+        </w:rPr>
+        <w:t>visually envision</w:t>
       </w:r>
       <w:r>
         <w:rPr>
@@ -601,7 +685,21 @@
           <w:rFonts w:ascii="Times New Roman" w:hAnsi="Times New Roman"/>
           <w:sz w:val="20"/>
         </w:rPr>
-        <w:t xml:space="preserve"> Figure 1,</w:t>
+        <w:t xml:space="preserve"> Fig</w:t>
+      </w:r>
+      <w:r>
+        <w:rPr>
+          <w:rFonts w:ascii="Times New Roman" w:hAnsi="Times New Roman"/>
+          <w:sz w:val="20"/>
+        </w:rPr>
+        <w:t>.</w:t>
+      </w:r>
+      <w:r>
+        <w:rPr>
+          <w:rFonts w:ascii="Times New Roman" w:hAnsi="Times New Roman"/>
+          <w:sz w:val="20"/>
+        </w:rPr>
+        <w:t xml:space="preserve"> 1,</w:t>
       </w:r>
       <w:r>
         <w:rPr>
@@ -645,7 +743,21 @@
           <w:rFonts w:ascii="Times New Roman" w:hAnsi="Times New Roman"/>
           <w:sz w:val="20"/>
         </w:rPr>
-        <w:t xml:space="preserve"> seven fundamental object types</w:t>
+        <w:t xml:space="preserve"> </w:t>
+      </w:r>
+      <w:r>
+        <w:rPr>
+          <w:rFonts w:ascii="Times New Roman" w:hAnsi="Times New Roman"/>
+          <w:sz w:val="20"/>
+        </w:rPr>
+        <w:t>7</w:t>
+      </w:r>
+      <w:r>
+        <w:rPr>
+          <w:rFonts w:ascii="Times New Roman" w:hAnsi="Times New Roman"/>
+          <w:sz w:val="20"/>
+        </w:rPr>
+        <w:t xml:space="preserve"> fundamental object types</w:t>
       </w:r>
       <w:r>
         <w:rPr>
@@ -827,7 +939,14 @@
           <w:rFonts w:ascii="Times New Roman" w:hAnsi="Times New Roman"/>
           <w:sz w:val="20"/>
         </w:rPr>
-        <w:t xml:space="preserve">. discussed in semantic segmentation literature [1] [2]. Regular Training practices just didn’t work in these situations, with Models quickly </w:t>
+        <w:t xml:space="preserve"> </w:t>
+      </w:r>
+      <w:r>
+        <w:rPr>
+          <w:rFonts w:ascii="Times New Roman" w:hAnsi="Times New Roman"/>
+          <w:sz w:val="20"/>
+        </w:rPr>
+        <w:t xml:space="preserve">discussed in semantic segmentation literature [1] [2]. Regular Training practices just didn’t work in these situations, with Models quickly </w:t>
       </w:r>
       <w:r>
         <w:rPr>
@@ -939,7 +1058,7 @@
           <w:rFonts w:ascii="Times New Roman" w:hAnsi="Times New Roman"/>
           <w:sz w:val="20"/>
         </w:rPr>
-        <w:t xml:space="preserve">0.0035% of the pixels in our entire </w:t>
+        <w:t xml:space="preserve">0.0035% of the pixels in our entire training set. There are about 450,000 backpack pixels, which is </w:t>
       </w:r>
       <w:r>
         <w:rPr>
@@ -947,13 +1066,6 @@
           <w:sz w:val="20"/>
         </w:rPr>
         <w:lastRenderedPageBreak/>
-        <w:t xml:space="preserve">training set. There are about 450,000 backpack pixels, which is </w:t>
-      </w:r>
-      <w:r>
-        <w:rPr>
-          <w:rFonts w:ascii="Times New Roman" w:hAnsi="Times New Roman"/>
-          <w:sz w:val="20"/>
-        </w:rPr>
         <w:t>equivalent to</w:t>
       </w:r>
       <w:r>
@@ -975,7 +1087,7 @@
           <w:rFonts w:ascii="Times New Roman" w:hAnsi="Times New Roman"/>
           <w:sz w:val="20"/>
         </w:rPr>
-        <w:t xml:space="preserve">variance in position, lighting, and occlusion patterns within a class. Standard data augmentation methods only </w:t>
+        <w:t xml:space="preserve">variance in position, lighting and occlusion patterns within a class. Standard data augmentation methods only </w:t>
       </w:r>
       <w:r>
         <w:rPr>
@@ -1064,6 +1176,7 @@
         <w:pStyle w:val="Caption"/>
         <w:jc w:val="center"/>
         <w:rPr>
+          <w:rFonts w:ascii="Times New Roman" w:hAnsi="Times New Roman" w:cs="Times New Roman"/>
           <w:b w:val="0"/>
           <w:bCs w:val="0"/>
           <w:color w:val="auto"/>
@@ -1071,6 +1184,7 @@
       </w:pPr>
       <w:r>
         <w:rPr>
+          <w:rFonts w:ascii="Times New Roman" w:hAnsi="Times New Roman" w:cs="Times New Roman"/>
           <w:b w:val="0"/>
           <w:bCs w:val="0"/>
           <w:color w:val="auto"/>
@@ -1079,6 +1193,7 @@
       </w:r>
       <w:r>
         <w:rPr>
+          <w:rFonts w:ascii="Times New Roman" w:hAnsi="Times New Roman" w:cs="Times New Roman"/>
           <w:b w:val="0"/>
           <w:bCs w:val="0"/>
           <w:color w:val="auto"/>
@@ -1087,6 +1202,7 @@
       </w:r>
       <w:r>
         <w:rPr>
+          <w:rFonts w:ascii="Times New Roman" w:hAnsi="Times New Roman" w:cs="Times New Roman"/>
           <w:b w:val="0"/>
           <w:bCs w:val="0"/>
           <w:color w:val="auto"/>
@@ -1095,6 +1211,7 @@
       </w:r>
       <w:r>
         <w:rPr>
+          <w:rFonts w:ascii="Times New Roman" w:hAnsi="Times New Roman" w:cs="Times New Roman"/>
           <w:b w:val="0"/>
           <w:bCs w:val="0"/>
           <w:color w:val="auto"/>
@@ -1103,6 +1220,7 @@
       </w:r>
       <w:r>
         <w:rPr>
+          <w:rFonts w:ascii="Times New Roman" w:hAnsi="Times New Roman" w:cs="Times New Roman"/>
           <w:b w:val="0"/>
           <w:bCs w:val="0"/>
           <w:color w:val="auto"/>
@@ -1151,7 +1269,7 @@
           <w:rFonts w:ascii="Times New Roman" w:hAnsi="Times New Roman"/>
           <w:sz w:val="20"/>
         </w:rPr>
-        <w:t xml:space="preserve">This project adds a lot to the realm of robotics perception: At First, </w:t>
+        <w:t>This project adds a lot to the realm of robotics perception</w:t>
       </w:r>
       <w:proofErr w:type="gramStart"/>
       <w:r>
@@ -1159,7 +1277,21 @@
           <w:rFonts w:ascii="Times New Roman" w:hAnsi="Times New Roman"/>
           <w:sz w:val="20"/>
         </w:rPr>
-        <w:t>We</w:t>
+        <w:t xml:space="preserve">: At </w:t>
+      </w:r>
+      <w:r>
+        <w:rPr>
+          <w:rFonts w:ascii="Times New Roman" w:hAnsi="Times New Roman"/>
+          <w:sz w:val="20"/>
+        </w:rPr>
+        <w:t>f</w:t>
+      </w:r>
+      <w:r>
+        <w:rPr>
+          <w:rFonts w:ascii="Times New Roman" w:hAnsi="Times New Roman"/>
+          <w:sz w:val="20"/>
+        </w:rPr>
+        <w:t>irst</w:t>
       </w:r>
       <w:proofErr w:type="gramEnd"/>
       <w:r>
@@ -1167,7 +1299,21 @@
           <w:rFonts w:ascii="Times New Roman" w:hAnsi="Times New Roman"/>
           <w:sz w:val="20"/>
         </w:rPr>
-        <w:t xml:space="preserve"> begin with a thorough</w:t>
+        <w:t xml:space="preserve">, </w:t>
+      </w:r>
+      <w:r>
+        <w:rPr>
+          <w:rFonts w:ascii="Times New Roman" w:hAnsi="Times New Roman"/>
+          <w:sz w:val="20"/>
+        </w:rPr>
+        <w:t>w</w:t>
+      </w:r>
+      <w:r>
+        <w:rPr>
+          <w:rFonts w:ascii="Times New Roman" w:hAnsi="Times New Roman"/>
+          <w:sz w:val="20"/>
+        </w:rPr>
+        <w:t>e begin with a thorough</w:t>
       </w:r>
       <w:r>
         <w:rPr>
@@ -1227,7 +1373,23 @@
           <w:rFonts w:ascii="Times New Roman" w:hAnsi="Times New Roman"/>
           <w:sz w:val="20"/>
         </w:rPr>
-        <w:t>provided a full implementation, fully integrated with ROS2, that runs in real time on standard hardware, demonstrating that it can be</w:t>
+        <w:t xml:space="preserve">provided </w:t>
+      </w:r>
+      <w:proofErr w:type="gramStart"/>
+      <w:r>
+        <w:rPr>
+          <w:rFonts w:ascii="Times New Roman" w:hAnsi="Times New Roman"/>
+          <w:sz w:val="20"/>
+        </w:rPr>
+        <w:t>a full</w:t>
+      </w:r>
+      <w:proofErr w:type="gramEnd"/>
+      <w:r>
+        <w:rPr>
+          <w:rFonts w:ascii="Times New Roman" w:hAnsi="Times New Roman"/>
+          <w:sz w:val="20"/>
+        </w:rPr>
+        <w:t xml:space="preserve"> implementation, integrated with ROS2, demonstrating that it can be</w:t>
       </w:r>
       <w:r>
         <w:rPr>
@@ -1262,14 +1424,7 @@
           <w:rFonts w:ascii="Times New Roman" w:hAnsi="Times New Roman"/>
           <w:sz w:val="20"/>
         </w:rPr>
-        <w:t xml:space="preserve">looking into comparable </w:t>
-      </w:r>
-      <w:r>
-        <w:rPr>
-          <w:rFonts w:ascii="Times New Roman" w:hAnsi="Times New Roman"/>
-          <w:sz w:val="20"/>
-        </w:rPr>
-        <w:t>issues. Not every class may be learned well from our dataset, and we clearly find out which ones and why.</w:t>
+        <w:t>looking into comparable issues. Not every class may be learned well from our dataset, and we clearly find out which ones and why.</w:t>
       </w:r>
     </w:p>
     <w:p>
@@ -1552,13 +1707,27 @@
         </w:rPr>
         <w:t xml:space="preserve"> and depth features based on the context of the scene. This was especially true and works well in indoor scenario </w:t>
       </w:r>
+      <w:r>
+        <w:rPr>
+          <w:rFonts w:ascii="Times New Roman" w:hAnsi="Times New Roman"/>
+          <w:sz w:val="20"/>
+        </w:rPr>
+        <w:t>where in-</w:t>
+      </w:r>
+      <w:r>
+        <w:rPr>
+          <w:rFonts w:ascii="Times New Roman" w:hAnsi="Times New Roman"/>
+          <w:sz w:val="20"/>
+        </w:rPr>
+        <w:t xml:space="preserve">depth information is </w:t>
+      </w:r>
       <w:proofErr w:type="gramStart"/>
       <w:r>
         <w:rPr>
           <w:rFonts w:ascii="Times New Roman" w:hAnsi="Times New Roman"/>
           <w:sz w:val="20"/>
         </w:rPr>
-        <w:t xml:space="preserve">where </w:t>
+        <w:t>useful</w:t>
       </w:r>
       <w:proofErr w:type="gramEnd"/>
       <w:r>
@@ -1566,7 +1735,7 @@
           <w:rFonts w:ascii="Times New Roman" w:hAnsi="Times New Roman"/>
           <w:sz w:val="20"/>
         </w:rPr>
-        <w:t xml:space="preserve">depth information is useful which can settle unclear issues that </w:t>
+        <w:t xml:space="preserve"> which can settle unclear issues that </w:t>
       </w:r>
       <w:r>
         <w:rPr>
@@ -1740,22 +1909,29 @@
           <w:rFonts w:ascii="Times New Roman" w:hAnsi="Times New Roman"/>
           <w:sz w:val="20"/>
         </w:rPr>
+        <w:t xml:space="preserve">Researchers have </w:t>
+      </w:r>
+      <w:r>
+        <w:rPr>
+          <w:rFonts w:ascii="Times New Roman" w:hAnsi="Times New Roman"/>
+          <w:sz w:val="20"/>
+        </w:rPr>
+        <w:t>investigated</w:t>
+      </w:r>
+      <w:r>
+        <w:rPr>
+          <w:rFonts w:ascii="Times New Roman" w:hAnsi="Times New Roman"/>
+          <w:sz w:val="20"/>
+        </w:rPr>
+        <w:t xml:space="preserve"> catastrophic forgetting, which happens when neural networks forget something they learnt while they are trained on new tasks [3]. Elastic Weight </w:t>
+      </w:r>
+      <w:r>
+        <w:rPr>
+          <w:rFonts w:ascii="Times New Roman" w:hAnsi="Times New Roman"/>
+          <w:sz w:val="20"/>
+        </w:rPr>
         <w:lastRenderedPageBreak/>
-        <w:t xml:space="preserve">Researchers have </w:t>
-      </w:r>
-      <w:r>
-        <w:rPr>
-          <w:rFonts w:ascii="Times New Roman" w:hAnsi="Times New Roman"/>
-          <w:sz w:val="20"/>
-        </w:rPr>
-        <w:t>investigated</w:t>
-      </w:r>
-      <w:r>
-        <w:rPr>
-          <w:rFonts w:ascii="Times New Roman" w:hAnsi="Times New Roman"/>
-          <w:sz w:val="20"/>
-        </w:rPr>
-        <w:t xml:space="preserve"> catastrophic forgetting, which happens when neural networks forget something they learnt while they are trained on new tasks [3]. Elastic Weight Consolidation [4] solves this by limiting changes to essential parameters that were found in earlier tasks. Progressive Neural Networks [1</w:t>
+        <w:t>Consolidation [4] solves this by limiting changes to essential parameters that were found in earlier tasks. Progressive Neural Networks [1</w:t>
       </w:r>
       <w:r>
         <w:rPr>
@@ -1903,15 +2079,14 @@
           <w:rFonts w:ascii="Times New Roman" w:hAnsi="Times New Roman"/>
           <w:sz w:val="20"/>
         </w:rPr>
-        <w:t xml:space="preserve"> that fit our needs. </w:t>
-      </w:r>
-      <w:proofErr w:type="gramStart"/>
-      <w:r>
-        <w:rPr>
-          <w:rFonts w:ascii="Times New Roman" w:hAnsi="Times New Roman"/>
-          <w:sz w:val="20"/>
-        </w:rPr>
-        <w:t xml:space="preserve">Figure </w:t>
+        <w:t xml:space="preserve"> that fit our needs. Fig</w:t>
+      </w:r>
+      <w:r>
+        <w:rPr>
+          <w:rFonts w:ascii="Times New Roman" w:hAnsi="Times New Roman"/>
+          <w:sz w:val="20"/>
+        </w:rPr>
+        <w:t xml:space="preserve">. </w:t>
       </w:r>
       <w:r>
         <w:rPr>
@@ -1920,7 +2095,6 @@
         </w:rPr>
         <w:t>2,</w:t>
       </w:r>
-      <w:proofErr w:type="gramEnd"/>
       <w:r>
         <w:rPr>
           <w:rFonts w:ascii="Times New Roman" w:hAnsi="Times New Roman"/>
@@ -2145,15 +2319,7 @@
           <w:bCs/>
           <w:sz w:val="20"/>
         </w:rPr>
-        <w:t xml:space="preserve">For dense prediction tasks such as semantic segmentation, it is necessary to preserve spatial resolution while extracting semantic characteristics. The encoder-decoder design [6] solves this problem by employing a contracting path (the encoder) to gather context and an expanding path (the decoder) to allow for exact localization. </w:t>
-      </w:r>
-      <w:r>
-        <w:rPr>
-          <w:rFonts w:ascii="Times New Roman" w:hAnsi="Times New Roman"/>
-          <w:bCs/>
-          <w:sz w:val="20"/>
-        </w:rPr>
-        <w:t xml:space="preserve">The encoder gradually decreases the spatial dimensions and increases the feature depth, while the decoder does the opposite to </w:t>
+        <w:t xml:space="preserve">For dense prediction tasks such as semantic segmentation, it is necessary to preserve spatial resolution while extracting semantic characteristics. The encoder-decoder design [6] solves this problem by employing a contracting path (the encoder) to gather context and an expanding path (the decoder) to allow for exact localization. The encoder gradually decreases the spatial dimensions and increases the feature depth, while the decoder does the opposite to </w:t>
       </w:r>
       <w:proofErr w:type="gramStart"/>
       <w:r>
@@ -2554,16 +2720,7 @@
           <w:bCs/>
           <w:sz w:val="20"/>
         </w:rPr>
-        <w:t xml:space="preserve"> benchmarks, </w:t>
-      </w:r>
-      <w:r>
-        <w:rPr>
-          <w:rFonts w:ascii="Times New Roman" w:hAnsi="Times New Roman"/>
-          <w:bCs/>
-          <w:sz w:val="20"/>
-        </w:rPr>
-        <w:lastRenderedPageBreak/>
-        <w:t>but memory usage became an issue for networks that are deeper.</w:t>
+        <w:t xml:space="preserve"> benchmarks, but memory usage became an issue for networks that are deeper.</w:t>
       </w:r>
       <w:r>
         <w:rPr>
@@ -2593,7 +2750,16 @@
           <w:bCs/>
           <w:sz w:val="20"/>
         </w:rPr>
-        <w:t xml:space="preserve">Our last choice for a back- bone is FC-HarDNet [10] fixes the memory problems of FC-DenseNet while keeping its benefits. HarDNet brings </w:t>
+        <w:t>Our last choice for a back- bone is FC-HarDNet [10] fixes the memory problems of FC-</w:t>
+      </w:r>
+      <w:r>
+        <w:rPr>
+          <w:rFonts w:ascii="Times New Roman" w:hAnsi="Times New Roman"/>
+          <w:bCs/>
+          <w:sz w:val="20"/>
+        </w:rPr>
+        <w:lastRenderedPageBreak/>
+        <w:t xml:space="preserve">DenseNet while keeping its benefits. HarDNet brings </w:t>
       </w:r>
       <w:proofErr w:type="gramStart"/>
       <w:r>
@@ -2613,16 +2779,14 @@
         </w:rPr>
         <w:t xml:space="preserve">” connection means that each layer links to a logarithmically selection of prior layers that are spaced out in an arithmetic way instead of all of them. This lowers the amount of memory bandwidth used by about 40% less than DenseNet while still getting similar precision. For the deployment of our robot, we must fit the model on embedded GPUs, which will make it more </w:t>
       </w:r>
-      <w:proofErr w:type="gramStart"/>
       <w:r>
         <w:rPr>
           <w:rFonts w:ascii="Times New Roman" w:hAnsi="Times New Roman"/>
           <w:bCs/>
           <w:sz w:val="20"/>
         </w:rPr>
-        <w:t>efficient</w:t>
-      </w:r>
-      <w:proofErr w:type="gramEnd"/>
+        <w:t>efficient, which</w:t>
+      </w:r>
       <w:r>
         <w:rPr>
           <w:rFonts w:ascii="Times New Roman" w:hAnsi="Times New Roman"/>
@@ -3925,7 +4089,14 @@
           <w:rFonts w:ascii="Times New Roman" w:hAnsi="Times New Roman"/>
           <w:sz w:val="20"/>
         </w:rPr>
-        <w:t>where GAP stands for global average pooling, W1 and W2 are learned parameters, σ is sigmoid activation, and α ∈ [0, 1]C provides channel-wise attention. This lets the model for each feature channel, you can give RGB and depth varying weights. changing to what gives the greatest</w:t>
+        <w:t xml:space="preserve">where GAP stands for global average pooling, W1 and W2 are learned parameters, σ is sigmoid activation, and α ∈ [0, 1]C </w:t>
+      </w:r>
+      <w:r>
+        <w:rPr>
+          <w:rFonts w:ascii="Times New Roman" w:hAnsi="Times New Roman"/>
+          <w:sz w:val="20"/>
+        </w:rPr>
+        <w:t>provides channel-wise attention. This lets the model for each feature channel, you can give RGB and depth varying weights. changing to what gives the greatest</w:t>
       </w:r>
       <w:r>
         <w:t xml:space="preserve"> </w:t>
@@ -5416,15 +5587,7 @@
           <w:rFonts w:ascii="Times New Roman" w:hAnsi="Times New Roman"/>
           <w:sz w:val="20"/>
         </w:rPr>
-        <w:t xml:space="preserve">where pc is the predicted probability for the right class, αc is the weight of the class, and γ = 2 is the parameter that focuses. We </w:t>
-      </w:r>
-      <w:r>
-        <w:rPr>
-          <w:rFonts w:ascii="Times New Roman" w:hAnsi="Times New Roman"/>
-          <w:sz w:val="20"/>
-        </w:rPr>
-        <w:lastRenderedPageBreak/>
-        <w:t>set the weights for class weights αc inversely</w:t>
+        <w:t>where pc is the predicted probability for the right class, αc is the weight of the class, and γ = 2 is the parameter that focuses. We set the weights for class weights αc inversely</w:t>
       </w:r>
       <w:r>
         <w:t xml:space="preserve"> </w:t>
@@ -5464,6 +5627,7 @@
           <w:bCs/>
           <w:sz w:val="20"/>
         </w:rPr>
+        <w:lastRenderedPageBreak/>
         <w:t>Dice Loss Component:</w:t>
       </w:r>
       <w:r>
@@ -9170,14 +9334,21 @@
           <w:rFonts w:ascii="Times New Roman" w:hAnsi="Times New Roman"/>
           <w:sz w:val="20"/>
         </w:rPr>
-        <w:t xml:space="preserve">We had to </w:t>
-      </w:r>
-      <w:r>
-        <w:rPr>
-          <w:rFonts w:ascii="Times New Roman" w:hAnsi="Times New Roman"/>
-          <w:sz w:val="20"/>
-        </w:rPr>
-        <w:t xml:space="preserve">correctly integrate our semantic segmentation model into the Robot Operating System 2 (ROS2) framework </w:t>
+        <w:t xml:space="preserve">We </w:t>
+      </w:r>
+      <w:r>
+        <w:rPr>
+          <w:rFonts w:ascii="Times New Roman" w:hAnsi="Times New Roman"/>
+          <w:sz w:val="20"/>
+        </w:rPr>
+        <w:t>integrated</w:t>
+      </w:r>
+      <w:r>
+        <w:rPr>
+          <w:rFonts w:ascii="Times New Roman" w:hAnsi="Times New Roman"/>
+          <w:sz w:val="20"/>
+        </w:rPr>
+        <w:t xml:space="preserve"> our semantic segmentation model into the Robot Operating System 2 (ROS2) framework </w:t>
       </w:r>
       <w:r>
         <w:rPr>
@@ -9434,21 +9605,35 @@
         </w:rPr>
         <w:t xml:space="preserve">ROS2 includes a </w:t>
       </w:r>
-      <w:proofErr w:type="spellStart"/>
-      <w:r>
-        <w:rPr>
-          <w:rFonts w:ascii="Times New Roman" w:hAnsi="Times New Roman"/>
-          <w:sz w:val="20"/>
-        </w:rPr>
-        <w:t>decentralised</w:t>
-      </w:r>
-      <w:proofErr w:type="spellEnd"/>
-      <w:r>
-        <w:rPr>
-          <w:rFonts w:ascii="Times New Roman" w:hAnsi="Times New Roman"/>
-          <w:sz w:val="20"/>
-        </w:rPr>
-        <w:t xml:space="preserve"> publish-subscribe architecture that lets nodes communicate textual messages to each other regarding </w:t>
+      <w:r>
+        <w:rPr>
+          <w:rFonts w:ascii="Times New Roman" w:hAnsi="Times New Roman"/>
+          <w:sz w:val="20"/>
+        </w:rPr>
+        <w:t>decentralized</w:t>
+      </w:r>
+      <w:r>
+        <w:rPr>
+          <w:rFonts w:ascii="Times New Roman" w:hAnsi="Times New Roman"/>
+          <w:sz w:val="20"/>
+        </w:rPr>
+        <w:t xml:space="preserve"> </w:t>
+      </w:r>
+      <w:proofErr w:type="gramStart"/>
+      <w:r>
+        <w:rPr>
+          <w:rFonts w:ascii="Times New Roman" w:hAnsi="Times New Roman"/>
+          <w:sz w:val="20"/>
+        </w:rPr>
+        <w:t>publish</w:t>
+      </w:r>
+      <w:proofErr w:type="gramEnd"/>
+      <w:r>
+        <w:rPr>
+          <w:rFonts w:ascii="Times New Roman" w:hAnsi="Times New Roman"/>
+          <w:sz w:val="20"/>
+        </w:rPr>
+        <w:t xml:space="preserve">-subscribe architecture that lets nodes communicate textual messages to each other regarding </w:t>
       </w:r>
       <w:proofErr w:type="gramStart"/>
       <w:r>
@@ -10531,6 +10716,8 @@
       <w:r>
         <w:rPr>
           <w:rFonts w:ascii="Times New Roman" w:hAnsi="Times New Roman" w:cs="Times New Roman"/>
+          <w:i/>
+          <w:iCs/>
           <w:sz w:val="20"/>
           <w:szCs w:val="20"/>
         </w:rPr>
@@ -11633,15 +11820,13 @@
         </w:rPr>
         <w:t xml:space="preserve">This section presents the performance evaluation of the proposed semantic segmentation model and discusses the implications of the obtained results for robotic perception. The evaluation focuses on the final 10-class semantic segmentation model, which was developed by extending a previously trained 7-class segmentation framework. The extended model was trained using a conservative fine-tuning strategy designed to improve underperforming classes while </w:t>
       </w:r>
-      <w:proofErr w:type="spellStart"/>
-      <w:r>
-        <w:rPr>
-          <w:rFonts w:ascii="Times New Roman" w:hAnsi="Times New Roman"/>
-          <w:sz w:val="20"/>
-        </w:rPr>
-        <w:t>minimising</w:t>
-      </w:r>
-      <w:proofErr w:type="spellEnd"/>
+      <w:r>
+        <w:rPr>
+          <w:rFonts w:ascii="Times New Roman" w:hAnsi="Times New Roman"/>
+          <w:sz w:val="20"/>
+        </w:rPr>
+        <w:t>minimizing</w:t>
+      </w:r>
       <w:r>
         <w:rPr>
           <w:rFonts w:ascii="Times New Roman" w:hAnsi="Times New Roman"/>
@@ -15215,77 +15400,6 @@
       </w:tr>
       <w:tr>
         <w:trPr>
-          <w:trHeight w:val="371"/>
-        </w:trPr>
-        <w:tc>
-          <w:tcPr>
-            <w:tcW w:w="1724" w:type="dxa"/>
-          </w:tcPr>
-          <w:p>
-            <w:pPr>
-              <w:spacing w:after="120"/>
-              <w:jc w:val="center"/>
-              <w:rPr>
-                <w:rFonts w:ascii="Times New Roman" w:hAnsi="Times New Roman"/>
-                <w:sz w:val="20"/>
-              </w:rPr>
-            </w:pPr>
-            <w:r>
-              <w:rPr>
-                <w:rFonts w:ascii="Times New Roman" w:hAnsi="Times New Roman"/>
-                <w:sz w:val="20"/>
-              </w:rPr>
-              <w:t>Generalization</w:t>
-            </w:r>
-          </w:p>
-        </w:tc>
-        <w:tc>
-          <w:tcPr>
-            <w:tcW w:w="1724" w:type="dxa"/>
-          </w:tcPr>
-          <w:p>
-            <w:pPr>
-              <w:spacing w:after="120"/>
-              <w:jc w:val="center"/>
-              <w:rPr>
-                <w:rFonts w:ascii="Times New Roman" w:hAnsi="Times New Roman"/>
-                <w:sz w:val="20"/>
-              </w:rPr>
-            </w:pPr>
-            <w:r>
-              <w:rPr>
-                <w:rFonts w:ascii="Times New Roman" w:hAnsi="Times New Roman"/>
-                <w:sz w:val="20"/>
-              </w:rPr>
-              <w:t>Low</w:t>
-            </w:r>
-          </w:p>
-        </w:tc>
-        <w:tc>
-          <w:tcPr>
-            <w:tcW w:w="1724" w:type="dxa"/>
-          </w:tcPr>
-          <w:p>
-            <w:pPr>
-              <w:spacing w:after="120"/>
-              <w:jc w:val="center"/>
-              <w:rPr>
-                <w:rFonts w:ascii="Times New Roman" w:hAnsi="Times New Roman"/>
-                <w:sz w:val="20"/>
-              </w:rPr>
-            </w:pPr>
-            <w:r>
-              <w:rPr>
-                <w:rFonts w:ascii="Times New Roman" w:hAnsi="Times New Roman"/>
-                <w:sz w:val="20"/>
-              </w:rPr>
-              <w:t>Moderate</w:t>
-            </w:r>
-          </w:p>
-        </w:tc>
-      </w:tr>
-      <w:tr>
-        <w:trPr>
           <w:trHeight w:val="597"/>
         </w:trPr>
         <w:tc>
@@ -16020,7 +16134,14 @@
           <w:rFonts w:ascii="Times New Roman" w:hAnsi="Times New Roman"/>
           <w:sz w:val="20"/>
         </w:rPr>
-        <w:t xml:space="preserve">In </w:t>
+        <w:t>In Fig</w:t>
+      </w:r>
+      <w:r>
+        <w:rPr>
+          <w:rFonts w:ascii="Times New Roman" w:hAnsi="Times New Roman"/>
+          <w:sz w:val="20"/>
+        </w:rPr>
+        <w:t xml:space="preserve">. </w:t>
       </w:r>
       <w:proofErr w:type="gramStart"/>
       <w:r>
@@ -16028,7 +16149,14 @@
           <w:rFonts w:ascii="Times New Roman" w:hAnsi="Times New Roman"/>
           <w:sz w:val="20"/>
         </w:rPr>
-        <w:t>Figure ,</w:t>
+        <w:t>4</w:t>
+      </w:r>
+      <w:r>
+        <w:rPr>
+          <w:rFonts w:ascii="Times New Roman" w:hAnsi="Times New Roman"/>
+          <w:sz w:val="20"/>
+        </w:rPr>
+        <w:t xml:space="preserve"> ,</w:t>
       </w:r>
       <w:proofErr w:type="gramEnd"/>
       <w:r>
@@ -16036,23 +16164,7 @@
           <w:rFonts w:ascii="Times New Roman" w:hAnsi="Times New Roman"/>
           <w:sz w:val="20"/>
         </w:rPr>
-        <w:t xml:space="preserve"> </w:t>
-      </w:r>
-      <w:proofErr w:type="gramStart"/>
-      <w:r>
-        <w:rPr>
-          <w:rFonts w:ascii="Times New Roman" w:hAnsi="Times New Roman"/>
-          <w:sz w:val="20"/>
-        </w:rPr>
-        <w:t>The</w:t>
-      </w:r>
-      <w:proofErr w:type="gramEnd"/>
-      <w:r>
-        <w:rPr>
-          <w:rFonts w:ascii="Times New Roman" w:hAnsi="Times New Roman"/>
-          <w:sz w:val="20"/>
-        </w:rPr>
-        <w:t xml:space="preserve"> first image shows the input to the model in RGB format. </w:t>
+        <w:t xml:space="preserve"> The first image shows the input to the model in RGB format. </w:t>
       </w:r>
       <w:r>
         <w:rPr>
@@ -16098,7 +16210,7 @@
           <w:rFonts w:ascii="Times New Roman" w:hAnsi="Times New Roman"/>
           <w:sz w:val="20"/>
         </w:rPr>
-        <w:t>the figure, the</w:t>
+        <w:t>the fig</w:t>
       </w:r>
       <w:proofErr w:type="gramEnd"/>
       <w:r>
@@ -16106,7 +16218,14 @@
           <w:rFonts w:ascii="Times New Roman" w:hAnsi="Times New Roman"/>
           <w:sz w:val="20"/>
         </w:rPr>
-        <w:t xml:space="preserve"> middle image, this mask represents the correct semantic labelling</w:t>
+        <w:t>. 4</w:t>
+      </w:r>
+      <w:r>
+        <w:rPr>
+          <w:rFonts w:ascii="Times New Roman" w:hAnsi="Times New Roman"/>
+          <w:sz w:val="20"/>
+        </w:rPr>
+        <w:t>, the middle image, this mask represents the correct semantic labelling</w:t>
       </w:r>
       <w:r>
         <w:rPr>
@@ -17370,6 +17489,8 @@
       <w:r>
         <w:rPr>
           <w:rFonts w:ascii="Times New Roman" w:hAnsi="Times New Roman" w:cs="Times New Roman"/>
+          <w:i/>
+          <w:iCs/>
           <w:sz w:val="20"/>
           <w:szCs w:val="20"/>
         </w:rPr>
@@ -17452,6 +17573,28 @@
     </w:p>
     <w:p>
       <w:pPr>
+        <w:spacing w:after="120"/>
+        <w:jc w:val="both"/>
+        <w:rPr>
+          <w:rFonts w:ascii="Times New Roman" w:hAnsi="Times New Roman" w:cs="Times New Roman"/>
+          <w:sz w:val="20"/>
+          <w:szCs w:val="20"/>
+        </w:rPr>
+      </w:pPr>
+    </w:p>
+    <w:p>
+      <w:pPr>
+        <w:spacing w:after="120"/>
+        <w:jc w:val="both"/>
+        <w:rPr>
+          <w:rFonts w:ascii="Times New Roman" w:hAnsi="Times New Roman" w:cs="Times New Roman"/>
+          <w:sz w:val="20"/>
+          <w:szCs w:val="20"/>
+        </w:rPr>
+      </w:pPr>
+    </w:p>
+    <w:p>
+      <w:pPr>
         <w:pStyle w:val="ListParagraph"/>
         <w:numPr>
           <w:ilvl w:val="0"/>
@@ -17471,6 +17614,7 @@
           <w:sz w:val="20"/>
           <w:szCs w:val="20"/>
         </w:rPr>
+        <w:lastRenderedPageBreak/>
         <w:t>What Went Right</w:t>
       </w:r>
     </w:p>
@@ -17507,7 +17651,6 @@
           <w:sz w:val="20"/>
           <w:szCs w:val="20"/>
         </w:rPr>
-        <w:lastRenderedPageBreak/>
         <w:t>Efficient end-to-end pipeline from data preparation to deployment</w:t>
       </w:r>
     </w:p>
@@ -17641,6 +17784,14 @@
         </w:rPr>
         <w:t>Limited accuracy for underrepresented classes</w:t>
       </w:r>
+      <w:r>
+        <w:rPr>
+          <w:rFonts w:ascii="Times New Roman" w:hAnsi="Times New Roman" w:cs="Times New Roman"/>
+          <w:sz w:val="20"/>
+          <w:szCs w:val="20"/>
+        </w:rPr>
+        <w:t>.</w:t>
+      </w:r>
     </w:p>
     <w:p>
       <w:pPr>
@@ -17665,6 +17816,14 @@
         </w:rPr>
         <w:t>High computational cost affecting real-time performance</w:t>
       </w:r>
+      <w:r>
+        <w:rPr>
+          <w:rFonts w:ascii="Times New Roman" w:hAnsi="Times New Roman" w:cs="Times New Roman"/>
+          <w:sz w:val="20"/>
+          <w:szCs w:val="20"/>
+        </w:rPr>
+        <w:t>.</w:t>
+      </w:r>
     </w:p>
     <w:p>
       <w:pPr>
@@ -17687,31 +17846,15 @@
           <w:sz w:val="20"/>
           <w:szCs w:val="20"/>
         </w:rPr>
-        <w:t>Sensitivity to environmental changes and sensor noise</w:t>
-      </w:r>
-    </w:p>
-    <w:p>
-      <w:pPr>
-        <w:pStyle w:val="ListParagraph"/>
-        <w:numPr>
-          <w:ilvl w:val="0"/>
-          <w:numId w:val="33"/>
-        </w:numPr>
-        <w:spacing w:after="120"/>
-        <w:jc w:val="both"/>
+        <w:t>Occasional prediction instability in edge cases</w:t>
+      </w:r>
+      <w:r>
         <w:rPr>
           <w:rFonts w:ascii="Times New Roman" w:hAnsi="Times New Roman" w:cs="Times New Roman"/>
           <w:sz w:val="20"/>
           <w:szCs w:val="20"/>
         </w:rPr>
-      </w:pPr>
-      <w:r>
-        <w:rPr>
-          <w:rFonts w:ascii="Times New Roman" w:hAnsi="Times New Roman" w:cs="Times New Roman"/>
-          <w:sz w:val="20"/>
-          <w:szCs w:val="20"/>
-        </w:rPr>
-        <w:t>Occasional prediction instability in edge cases</w:t>
+        <w:t>.</w:t>
       </w:r>
     </w:p>
     <w:p>
@@ -17839,41 +17982,6 @@
         </w:rPr>
         <w:t>Optimizing inference speed for real-time applications</w:t>
       </w:r>
-    </w:p>
-    <w:p>
-      <w:pPr>
-        <w:pStyle w:val="ListParagraph"/>
-        <w:numPr>
-          <w:ilvl w:val="0"/>
-          <w:numId w:val="32"/>
-        </w:numPr>
-        <w:spacing w:after="120"/>
-        <w:jc w:val="both"/>
-        <w:rPr>
-          <w:rFonts w:ascii="Times New Roman" w:hAnsi="Times New Roman" w:cs="Times New Roman"/>
-          <w:sz w:val="20"/>
-          <w:szCs w:val="20"/>
-        </w:rPr>
-      </w:pPr>
-      <w:r>
-        <w:rPr>
-          <w:rFonts w:ascii="Times New Roman" w:hAnsi="Times New Roman" w:cs="Times New Roman"/>
-          <w:sz w:val="20"/>
-          <w:szCs w:val="20"/>
-        </w:rPr>
-        <w:t>Improving synchronization and calibration of sensor inputs</w:t>
-      </w:r>
-    </w:p>
-    <w:p>
-      <w:pPr>
-        <w:spacing w:after="120"/>
-        <w:jc w:val="both"/>
-        <w:rPr>
-          <w:rFonts w:ascii="Times New Roman" w:hAnsi="Times New Roman" w:cs="Times New Roman"/>
-          <w:sz w:val="20"/>
-          <w:szCs w:val="20"/>
-        </w:rPr>
-      </w:pPr>
     </w:p>
     <w:p>
       <w:pPr>
@@ -17978,6 +18086,8 @@
       <w:r>
         <w:rPr>
           <w:rFonts w:ascii="Times New Roman" w:hAnsi="Times New Roman" w:cs="Times New Roman"/>
+          <w:i/>
+          <w:iCs/>
           <w:sz w:val="20"/>
           <w:szCs w:val="20"/>
         </w:rPr>
@@ -17990,15 +18100,7 @@
           <w:sz w:val="20"/>
           <w:szCs w:val="20"/>
         </w:rPr>
-        <w:t xml:space="preserve"> format significantly </w:t>
-      </w:r>
-      <w:r>
-        <w:rPr>
-          <w:rFonts w:ascii="Times New Roman" w:hAnsi="Times New Roman" w:cs="Times New Roman"/>
-          <w:sz w:val="20"/>
-          <w:szCs w:val="20"/>
-        </w:rPr>
-        <w:t>improved data loading efficiency and contributed to stable and scalable training.</w:t>
+        <w:t xml:space="preserve"> format significantly improved data loading efficiency and contributed to stable and scalable training.</w:t>
       </w:r>
     </w:p>
     <w:p>
@@ -18159,24 +18261,26 @@
       <w:pPr>
         <w:spacing w:after="120"/>
         <w:jc w:val="both"/>
-      </w:pPr>
-      <w:r>
         <w:rPr>
           <w:rFonts w:ascii="Times New Roman" w:hAnsi="Times New Roman" w:cs="Times New Roman"/>
           <w:sz w:val="20"/>
           <w:szCs w:val="20"/>
         </w:rPr>
-        <w:t xml:space="preserve">In conclusion, this work successfully demonstrated the integration of semantic segmentation with a ROS2-based robotic system, providing a solid foundation for future research in intelligent robotic perception. The proposed framework not only highlights the strengths of combining deep learning with </w:t>
-      </w:r>
+      </w:pPr>
       <w:r>
         <w:rPr>
           <w:rFonts w:ascii="Times New Roman" w:hAnsi="Times New Roman" w:cs="Times New Roman"/>
           <w:sz w:val="20"/>
           <w:szCs w:val="20"/>
         </w:rPr>
-        <w:lastRenderedPageBreak/>
-        <w:t>robotics but also identifies key challenges that must be addressed to achieve fully autonomous and reliable systems.</w:t>
-      </w:r>
+        <w:t>In conclusion, this work successfully demonstrated the integration of semantic segmentation with a ROS2-based robotic system, providing a solid foundation for future research in intelligent robotic perception. The proposed framework not only highlights the strengths of combining deep learning with robotics but also identifies key challenges that must be addressed to achieve fully autonomous and reliable systems.</w:t>
+      </w:r>
+    </w:p>
+    <w:p>
+      <w:pPr>
+        <w:spacing w:after="120"/>
+        <w:jc w:val="both"/>
+      </w:pPr>
     </w:p>
     <w:p>
       <w:pPr>
@@ -18196,6 +18300,7 @@
         <w:rPr>
           <w:rFonts w:ascii="Times New Roman" w:hAnsi="Times New Roman" w:cs="Times New Roman"/>
         </w:rPr>
+        <w:lastRenderedPageBreak/>
         <w:t>ACKNOWLEDGEMENT</w:t>
       </w:r>
     </w:p>
@@ -18215,7 +18320,23 @@
           <w:sz w:val="20"/>
           <w:szCs w:val="20"/>
         </w:rPr>
-        <w:t>We want to express our gratitude to Prof. Dr. Peter Nauth for giving us the opportunity to work on this subject under their supervision and for providing the guidance needed to complete the required project and this report. The lectures on "Autonomous</w:t>
+        <w:t xml:space="preserve">We want to express our gratitude to Prof. Dr. Peter Nauth for giving us the opportunity to work on this subject under </w:t>
+      </w:r>
+      <w:r>
+        <w:rPr>
+          <w:rFonts w:ascii="Times New Roman" w:hAnsi="Times New Roman" w:cs="Times New Roman"/>
+          <w:sz w:val="20"/>
+          <w:szCs w:val="20"/>
+        </w:rPr>
+        <w:t>his</w:t>
+      </w:r>
+      <w:r>
+        <w:rPr>
+          <w:rFonts w:ascii="Times New Roman" w:hAnsi="Times New Roman" w:cs="Times New Roman"/>
+          <w:sz w:val="20"/>
+          <w:szCs w:val="20"/>
+        </w:rPr>
+        <w:t xml:space="preserve"> supervision and for providing the guidance needed to complete the required project and this report. The lectures on "Autonomous</w:t>
       </w:r>
       <w:r>
         <w:rPr>
@@ -18776,15 +18897,7 @@
           <w:rFonts w:ascii="Times New Roman" w:hAnsi="Times New Roman"/>
           <w:sz w:val="20"/>
         </w:rPr>
-        <w:t xml:space="preserve">[25] P. Furgale, J. Rehder, and R. Siegwart, "Unified temporal and spatial calibration for multi-sensor systems," in Proc. </w:t>
-      </w:r>
-      <w:r>
-        <w:rPr>
-          <w:rFonts w:ascii="Times New Roman" w:hAnsi="Times New Roman"/>
-          <w:sz w:val="20"/>
-        </w:rPr>
-        <w:lastRenderedPageBreak/>
-        <w:t>IEEE/RSJ Int. Conf. Intell. Robots Syst., 2013, pp. 1280–1286.</w:t>
+        <w:t>[25] P. Furgale, J. Rehder, and R. Siegwart, "Unified temporal and spatial calibration for multi-sensor systems," in Proc. IEEE/RSJ Int. Conf. Intell. Robots Syst., 2013, pp. 1280–1286.</w:t>
       </w:r>
     </w:p>
     <w:p>
@@ -18798,6 +18911,7 @@
           <w:rFonts w:ascii="Times New Roman" w:hAnsi="Times New Roman"/>
           <w:sz w:val="20"/>
         </w:rPr>
+        <w:lastRenderedPageBreak/>
         <w:t>[26] C. L. Liu and J. W. Layland, "Scheduling algorithms for multiprogramming in a hard-real-time environment," J. ACM, vol. 20, no. 1, pp. 46–61, 1973.</w:t>
       </w:r>
     </w:p>

--- a/Documentation/ODT-3 SIN TIW FinalReport.docx
+++ b/Documentation/ODT-3 SIN TIW FinalReport.docx
@@ -3752,16 +3752,32 @@
           <w:i/>
           <w:sz w:val="20"/>
         </w:rPr>
-        <w:t xml:space="preserve">  (</w:t>
+        <w:t xml:space="preserve">  </w:t>
+      </w:r>
+      <w:r>
+        <w:rPr>
+          <w:rFonts w:ascii="Times New Roman" w:hAnsi="Times New Roman"/>
+          <w:iCs/>
+          <w:sz w:val="20"/>
+        </w:rPr>
+        <w:t>(</w:t>
       </w:r>
       <w:proofErr w:type="gramEnd"/>
       <w:r>
         <w:rPr>
           <w:rFonts w:ascii="Times New Roman" w:hAnsi="Times New Roman"/>
+          <w:iCs/>
+          <w:sz w:val="20"/>
+        </w:rPr>
+        <w:t>1)</w:t>
+      </w:r>
+      <w:r>
+        <w:rPr>
+          <w:rFonts w:ascii="Times New Roman" w:hAnsi="Times New Roman"/>
           <w:i/>
           <w:sz w:val="20"/>
         </w:rPr>
-        <w:t xml:space="preserve">1) </w:t>
+        <w:t xml:space="preserve"> </w:t>
       </w:r>
     </w:p>
     <w:p>
@@ -3899,16 +3915,32 @@
           <w:i/>
           <w:sz w:val="20"/>
         </w:rPr>
-        <w:t xml:space="preserve">  (</w:t>
+        <w:t xml:space="preserve">  </w:t>
+      </w:r>
+      <w:r>
+        <w:rPr>
+          <w:rFonts w:ascii="Times New Roman" w:hAnsi="Times New Roman"/>
+          <w:iCs/>
+          <w:sz w:val="20"/>
+        </w:rPr>
+        <w:t>(</w:t>
       </w:r>
       <w:proofErr w:type="gramEnd"/>
       <w:r>
         <w:rPr>
           <w:rFonts w:ascii="Times New Roman" w:hAnsi="Times New Roman"/>
+          <w:iCs/>
+          <w:sz w:val="20"/>
+        </w:rPr>
+        <w:t>2)</w:t>
+      </w:r>
+      <w:r>
+        <w:rPr>
+          <w:rFonts w:ascii="Times New Roman" w:hAnsi="Times New Roman"/>
           <w:i/>
           <w:sz w:val="20"/>
         </w:rPr>
-        <w:t xml:space="preserve">2) </w:t>
+        <w:t xml:space="preserve"> </w:t>
       </w:r>
     </w:p>
     <w:p>
@@ -4763,6 +4795,9 @@
       </w:r>
       <w:r>
         <w:tab/>
+      </w:r>
+      <w:r>
+        <w:t xml:space="preserve">                   </w:t>
       </w:r>
       <w:r>
         <w:t xml:space="preserve"> </w:t>
@@ -5259,6 +5294,9 @@
         <w:t xml:space="preserve">                               </w:t>
       </w:r>
       <w:r>
+        <w:t xml:space="preserve">                  </w:t>
+      </w:r>
+      <w:r>
         <w:rPr>
           <w:rFonts w:ascii="Times New Roman" w:hAnsi="Times New Roman"/>
           <w:sz w:val="20"/>
@@ -5568,6 +5606,9 @@
       </w:r>
       <w:r>
         <w:tab/>
+      </w:r>
+      <w:r>
+        <w:t xml:space="preserve">                   </w:t>
       </w:r>
       <w:r>
         <w:rPr>
@@ -6013,7 +6054,13 @@
         </m:f>
       </m:oMath>
       <w:r>
-        <w:t xml:space="preserve">                                          </w:t>
+        <w:t xml:space="preserve">                                         </w:t>
+      </w:r>
+      <w:r>
+        <w:t xml:space="preserve">       </w:t>
+      </w:r>
+      <w:r>
+        <w:t xml:space="preserve"> </w:t>
       </w:r>
       <w:r>
         <w:t>(</w:t>
@@ -8862,6 +8909,8 @@
       <w:r>
         <w:rPr>
           <w:rFonts w:ascii="Times New Roman" w:hAnsi="Times New Roman"/>
+          <w:i/>
+          <w:iCs/>
           <w:sz w:val="20"/>
         </w:rPr>
         <w:t>TFRecord</w:t>
@@ -8878,6 +8927,8 @@
       <w:r>
         <w:rPr>
           <w:rFonts w:ascii="Times New Roman" w:hAnsi="Times New Roman"/>
+          <w:i/>
+          <w:iCs/>
           <w:sz w:val="20"/>
         </w:rPr>
         <w:t>TFRecord</w:t>
@@ -8978,6 +9029,8 @@
       <w:r>
         <w:rPr>
           <w:rFonts w:ascii="Times New Roman" w:hAnsi="Times New Roman"/>
+          <w:i/>
+          <w:iCs/>
           <w:sz w:val="20"/>
         </w:rPr>
         <w:t>TFRecords</w:t>
@@ -9113,15 +9166,13 @@
         </w:rPr>
         <w:t xml:space="preserve">The trained model outputs a probability tensor for each input image. A </w:t>
       </w:r>
-      <w:proofErr w:type="spellStart"/>
-      <w:r>
-        <w:rPr>
-          <w:rFonts w:ascii="Times New Roman" w:hAnsi="Times New Roman"/>
-          <w:sz w:val="20"/>
-        </w:rPr>
-        <w:t>softmax</w:t>
-      </w:r>
-      <w:proofErr w:type="spellEnd"/>
+      <w:r>
+        <w:rPr>
+          <w:rFonts w:ascii="Times New Roman" w:hAnsi="Times New Roman"/>
+          <w:sz w:val="20"/>
+        </w:rPr>
+        <w:t>SoftMax</w:t>
+      </w:r>
       <w:r>
         <w:rPr>
           <w:rFonts w:ascii="Times New Roman" w:hAnsi="Times New Roman"/>
@@ -9129,15 +9180,13 @@
         </w:rPr>
         <w:t xml:space="preserve"> activation function is applied to produce </w:t>
       </w:r>
-      <w:proofErr w:type="spellStart"/>
-      <w:r>
-        <w:rPr>
-          <w:rFonts w:ascii="Times New Roman" w:hAnsi="Times New Roman"/>
-          <w:sz w:val="20"/>
-        </w:rPr>
-        <w:t>normalised</w:t>
-      </w:r>
-      <w:proofErr w:type="spellEnd"/>
+      <w:r>
+        <w:rPr>
+          <w:rFonts w:ascii="Times New Roman" w:hAnsi="Times New Roman"/>
+          <w:sz w:val="20"/>
+        </w:rPr>
+        <w:t>normalized</w:t>
+      </w:r>
       <w:r>
         <w:rPr>
           <w:rFonts w:ascii="Times New Roman" w:hAnsi="Times New Roman"/>
@@ -9479,15 +9528,13 @@
         </w:rPr>
         <w:t xml:space="preserve">, resource management, and time </w:t>
       </w:r>
-      <w:proofErr w:type="spellStart"/>
-      <w:r>
-        <w:rPr>
-          <w:rFonts w:ascii="Times New Roman" w:hAnsi="Times New Roman"/>
-          <w:sz w:val="20"/>
-        </w:rPr>
-        <w:t>synchronisation</w:t>
-      </w:r>
-      <w:proofErr w:type="spellEnd"/>
+      <w:r>
+        <w:rPr>
+          <w:rFonts w:ascii="Times New Roman" w:hAnsi="Times New Roman"/>
+          <w:sz w:val="20"/>
+        </w:rPr>
+        <w:t>synchronization</w:t>
+      </w:r>
       <w:r>
         <w:rPr>
           <w:rFonts w:ascii="Times New Roman" w:hAnsi="Times New Roman"/>
@@ -9938,6 +9985,8 @@
       <w:r>
         <w:rPr>
           <w:rFonts w:ascii="Times New Roman" w:hAnsi="Times New Roman" w:cs="Times New Roman"/>
+          <w:i/>
+          <w:iCs/>
           <w:sz w:val="20"/>
           <w:szCs w:val="20"/>
         </w:rPr>
@@ -11668,6 +11717,8 @@
       <w:r>
         <w:rPr>
           <w:rFonts w:ascii="Times New Roman" w:hAnsi="Times New Roman" w:cs="Times New Roman"/>
+          <w:i/>
+          <w:iCs/>
           <w:sz w:val="20"/>
           <w:szCs w:val="20"/>
         </w:rPr>
@@ -11677,10 +11728,20 @@
       <w:r>
         <w:rPr>
           <w:rFonts w:ascii="Times New Roman" w:hAnsi="Times New Roman" w:cs="Times New Roman"/>
+          <w:i/>
+          <w:iCs/>
           <w:sz w:val="20"/>
           <w:szCs w:val="20"/>
         </w:rPr>
-        <w:t>-based training to real-time ROS2 inference deployment, maintaining consistency across all stages of the system.</w:t>
+        <w:t xml:space="preserve"> </w:t>
+      </w:r>
+      <w:r>
+        <w:rPr>
+          <w:rFonts w:ascii="Times New Roman" w:hAnsi="Times New Roman" w:cs="Times New Roman"/>
+          <w:sz w:val="20"/>
+          <w:szCs w:val="20"/>
+        </w:rPr>
+        <w:t>based training to real-time ROS2 inference deployment, maintaining consistency across all stages of the system.</w:t>
       </w:r>
     </w:p>
     <w:p>
@@ -16141,30 +16202,28 @@
           <w:rFonts w:ascii="Times New Roman" w:hAnsi="Times New Roman"/>
           <w:sz w:val="20"/>
         </w:rPr>
-        <w:t xml:space="preserve">. </w:t>
-      </w:r>
-      <w:proofErr w:type="gramStart"/>
-      <w:r>
-        <w:rPr>
-          <w:rFonts w:ascii="Times New Roman" w:hAnsi="Times New Roman"/>
-          <w:sz w:val="20"/>
-        </w:rPr>
-        <w:t>4</w:t>
-      </w:r>
-      <w:r>
-        <w:rPr>
-          <w:rFonts w:ascii="Times New Roman" w:hAnsi="Times New Roman"/>
-          <w:sz w:val="20"/>
-        </w:rPr>
-        <w:t xml:space="preserve"> ,</w:t>
-      </w:r>
-      <w:proofErr w:type="gramEnd"/>
-      <w:r>
-        <w:rPr>
-          <w:rFonts w:ascii="Times New Roman" w:hAnsi="Times New Roman"/>
-          <w:sz w:val="20"/>
-        </w:rPr>
-        <w:t xml:space="preserve"> The first image shows the input to the model in RGB format. </w:t>
+        <w:t>. 4</w:t>
+      </w:r>
+      <w:r>
+        <w:rPr>
+          <w:rFonts w:ascii="Times New Roman" w:hAnsi="Times New Roman"/>
+          <w:sz w:val="20"/>
+        </w:rPr>
+        <w:t xml:space="preserve"> </w:t>
+      </w:r>
+      <w:r>
+        <w:rPr>
+          <w:rFonts w:ascii="Times New Roman" w:hAnsi="Times New Roman"/>
+          <w:sz w:val="20"/>
+        </w:rPr>
+        <w:t>and Fig. 5</w:t>
+      </w:r>
+      <w:r>
+        <w:rPr>
+          <w:rFonts w:ascii="Times New Roman" w:hAnsi="Times New Roman"/>
+          <w:sz w:val="20"/>
+        </w:rPr>
+        <w:t xml:space="preserve">, The first image shows the input to the model in RGB format. </w:t>
       </w:r>
       <w:r>
         <w:rPr>
@@ -16204,28 +16263,47 @@
         </w:rPr>
         <w:t xml:space="preserve">In </w:t>
       </w:r>
-      <w:proofErr w:type="gramStart"/>
-      <w:r>
-        <w:rPr>
-          <w:rFonts w:ascii="Times New Roman" w:hAnsi="Times New Roman"/>
-          <w:sz w:val="20"/>
-        </w:rPr>
-        <w:t>the fig</w:t>
-      </w:r>
-      <w:proofErr w:type="gramEnd"/>
-      <w:r>
-        <w:rPr>
-          <w:rFonts w:ascii="Times New Roman" w:hAnsi="Times New Roman"/>
-          <w:sz w:val="20"/>
-        </w:rPr>
-        <w:t>. 4</w:t>
-      </w:r>
-      <w:r>
-        <w:rPr>
-          <w:rFonts w:ascii="Times New Roman" w:hAnsi="Times New Roman"/>
-          <w:sz w:val="20"/>
-        </w:rPr>
-        <w:t>, the middle image, this mask represents the correct semantic labelling</w:t>
+      <w:r>
+        <w:rPr>
+          <w:rFonts w:ascii="Times New Roman" w:hAnsi="Times New Roman"/>
+          <w:sz w:val="20"/>
+        </w:rPr>
+        <w:t>Fig</w:t>
+      </w:r>
+      <w:r>
+        <w:rPr>
+          <w:rFonts w:ascii="Times New Roman" w:hAnsi="Times New Roman"/>
+          <w:sz w:val="20"/>
+        </w:rPr>
+        <w:t>. 4 and Fig.</w:t>
+      </w:r>
+      <w:r>
+        <w:rPr>
+          <w:rFonts w:ascii="Times New Roman" w:hAnsi="Times New Roman"/>
+          <w:sz w:val="20"/>
+        </w:rPr>
+        <w:t xml:space="preserve"> </w:t>
+      </w:r>
+      <w:r>
+        <w:rPr>
+          <w:rFonts w:ascii="Times New Roman" w:hAnsi="Times New Roman"/>
+          <w:sz w:val="20"/>
+        </w:rPr>
+        <w:t>5</w:t>
+      </w:r>
+      <w:r>
+        <w:rPr>
+          <w:rFonts w:ascii="Times New Roman" w:hAnsi="Times New Roman"/>
+          <w:sz w:val="20"/>
+        </w:rPr>
+        <w:t xml:space="preserve">, </w:t>
+      </w:r>
+      <w:r>
+        <w:rPr>
+          <w:rFonts w:ascii="Times New Roman" w:hAnsi="Times New Roman"/>
+          <w:sz w:val="20"/>
+        </w:rPr>
+        <w:t>the middle image, this mask represents the correct semantic labelling</w:t>
       </w:r>
       <w:r>
         <w:rPr>
@@ -17744,7 +17822,7 @@
           <w:ilvl w:val="0"/>
           <w:numId w:val="35"/>
         </w:numPr>
-        <w:spacing w:after="120"/>
+        <w:spacing w:before="240" w:after="120"/>
         <w:jc w:val="both"/>
         <w:rPr>
           <w:rFonts w:ascii="Times New Roman" w:hAnsi="Times New Roman" w:cs="Times New Roman"/>
@@ -17768,7 +17846,7 @@
           <w:ilvl w:val="0"/>
           <w:numId w:val="33"/>
         </w:numPr>
-        <w:spacing w:after="120"/>
+        <w:spacing w:before="240" w:after="120"/>
         <w:jc w:val="both"/>
         <w:rPr>
           <w:rFonts w:ascii="Times New Roman" w:hAnsi="Times New Roman" w:cs="Times New Roman"/>
@@ -17800,7 +17878,7 @@
           <w:ilvl w:val="0"/>
           <w:numId w:val="33"/>
         </w:numPr>
-        <w:spacing w:after="120"/>
+        <w:spacing w:before="240" w:after="120"/>
         <w:jc w:val="both"/>
         <w:rPr>
           <w:rFonts w:ascii="Times New Roman" w:hAnsi="Times New Roman" w:cs="Times New Roman"/>
@@ -17832,7 +17910,7 @@
           <w:ilvl w:val="0"/>
           <w:numId w:val="33"/>
         </w:numPr>
-        <w:spacing w:after="120"/>
+        <w:spacing w:before="240" w:after="120"/>
         <w:jc w:val="both"/>
         <w:rPr>
           <w:rFonts w:ascii="Times New Roman" w:hAnsi="Times New Roman" w:cs="Times New Roman"/>
@@ -17859,7 +17937,7 @@
     </w:p>
     <w:p>
       <w:pPr>
-        <w:spacing w:after="120"/>
+        <w:spacing w:after="0"/>
         <w:jc w:val="both"/>
         <w:rPr>
           <w:rFonts w:ascii="Times New Roman" w:hAnsi="Times New Roman" w:cs="Times New Roman"/>
@@ -17982,6 +18060,19 @@
         </w:rPr>
         <w:t>Optimizing inference speed for real-time applications</w:t>
       </w:r>
+    </w:p>
+    <w:p>
+      <w:pPr>
+        <w:pStyle w:val="ListParagraph"/>
+        <w:spacing w:after="120"/>
+        <w:ind w:left="360"/>
+        <w:jc w:val="both"/>
+        <w:rPr>
+          <w:rFonts w:ascii="Times New Roman" w:hAnsi="Times New Roman" w:cs="Times New Roman"/>
+          <w:sz w:val="20"/>
+          <w:szCs w:val="20"/>
+        </w:rPr>
+      </w:pPr>
     </w:p>
     <w:p>
       <w:pPr>
@@ -18063,17 +18154,6 @@
           <w:szCs w:val="20"/>
         </w:rPr>
       </w:pPr>
-    </w:p>
-    <w:p>
-      <w:pPr>
-        <w:spacing w:after="120"/>
-        <w:jc w:val="both"/>
-        <w:rPr>
-          <w:rFonts w:ascii="Times New Roman" w:hAnsi="Times New Roman" w:cs="Times New Roman"/>
-          <w:sz w:val="20"/>
-          <w:szCs w:val="20"/>
-        </w:rPr>
-      </w:pPr>
       <w:r>
         <w:rPr>
           <w:rFonts w:ascii="Times New Roman" w:hAnsi="Times New Roman" w:cs="Times New Roman"/>
@@ -18191,36 +18271,14 @@
           <w:szCs w:val="20"/>
         </w:rPr>
       </w:pPr>
-    </w:p>
-    <w:p>
-      <w:pPr>
-        <w:spacing w:after="120"/>
-        <w:jc w:val="both"/>
+      <w:r>
         <w:rPr>
           <w:rFonts w:ascii="Times New Roman" w:hAnsi="Times New Roman" w:cs="Times New Roman"/>
           <w:sz w:val="20"/>
           <w:szCs w:val="20"/>
         </w:rPr>
-      </w:pPr>
-      <w:r>
-        <w:rPr>
-          <w:rFonts w:ascii="Times New Roman" w:hAnsi="Times New Roman" w:cs="Times New Roman"/>
-          <w:sz w:val="20"/>
-          <w:szCs w:val="20"/>
-        </w:rPr>
         <w:t>Despite the overall success, several limitations were identified. The model exhibited reduced performance when detecting small or underrepresented objects, primarily due to class imbalance and resolution constraints. Additionally, real-time deployment introduced challenges such as latency, synchronization issues between sensor streams, and sensitivity to environmental variations. These factors highlight the gap between controlled training environments and real-world robotic applications.</w:t>
       </w:r>
-    </w:p>
-    <w:p>
-      <w:pPr>
-        <w:spacing w:after="120"/>
-        <w:jc w:val="both"/>
-        <w:rPr>
-          <w:rFonts w:ascii="Times New Roman" w:hAnsi="Times New Roman" w:cs="Times New Roman"/>
-          <w:sz w:val="20"/>
-          <w:szCs w:val="20"/>
-        </w:rPr>
-      </w:pPr>
     </w:p>
     <w:p>
       <w:pPr>
@@ -18300,7 +18358,6 @@
         <w:rPr>
           <w:rFonts w:ascii="Times New Roman" w:hAnsi="Times New Roman" w:cs="Times New Roman"/>
         </w:rPr>
-        <w:lastRenderedPageBreak/>
         <w:t>ACKNOWLEDGEMENT</w:t>
       </w:r>
     </w:p>
@@ -18320,6 +18377,7 @@
           <w:sz w:val="20"/>
           <w:szCs w:val="20"/>
         </w:rPr>
+        <w:lastRenderedPageBreak/>
         <w:t xml:space="preserve">We want to express our gratitude to Prof. Dr. Peter Nauth for giving us the opportunity to work on this subject under </w:t>
       </w:r>
       <w:r>
@@ -18384,7 +18442,87 @@
           <w:sz w:val="20"/>
           <w:szCs w:val="20"/>
         </w:rPr>
-        <w:t>" were very beneficial in providing background knowledge and motivation for writing the report. If we do not express our gratitude to the writers of the references and other works cited in this work, we will be in breach of our responsibility.</w:t>
+        <w:t>" were very beneficial in providing background knowledge and motivation for writing the report.</w:t>
+      </w:r>
+      <w:r>
+        <w:rPr>
+          <w:rFonts w:ascii="Times New Roman" w:hAnsi="Times New Roman" w:cs="Times New Roman"/>
+          <w:sz w:val="20"/>
+          <w:szCs w:val="20"/>
+        </w:rPr>
+        <w:t xml:space="preserve"> </w:t>
+      </w:r>
+      <w:r>
+        <w:rPr>
+          <w:rFonts w:ascii="Times New Roman" w:hAnsi="Times New Roman" w:cs="Times New Roman"/>
+          <w:sz w:val="20"/>
+          <w:szCs w:val="20"/>
+        </w:rPr>
+        <w:t>Huge</w:t>
+      </w:r>
+      <w:r>
+        <w:rPr>
+          <w:rFonts w:ascii="Times New Roman" w:hAnsi="Times New Roman" w:cs="Times New Roman"/>
+          <w:sz w:val="20"/>
+          <w:szCs w:val="20"/>
+        </w:rPr>
+        <w:t xml:space="preserve"> thanks and gratitude to very supportive tutors, </w:t>
+      </w:r>
+      <w:r>
+        <w:rPr>
+          <w:rFonts w:ascii="Times New Roman" w:hAnsi="Times New Roman" w:cs="Times New Roman"/>
+          <w:sz w:val="20"/>
+          <w:szCs w:val="20"/>
+        </w:rPr>
+        <w:t>RTA MEng Sudeep Sharan</w:t>
+      </w:r>
+      <w:r>
+        <w:rPr>
+          <w:rFonts w:ascii="Times New Roman" w:hAnsi="Times New Roman" w:cs="Times New Roman"/>
+          <w:sz w:val="20"/>
+          <w:szCs w:val="20"/>
+        </w:rPr>
+        <w:t xml:space="preserve">, </w:t>
+      </w:r>
+      <w:r>
+        <w:rPr>
+          <w:rFonts w:ascii="Times New Roman" w:hAnsi="Times New Roman" w:cs="Times New Roman"/>
+          <w:sz w:val="20"/>
+          <w:szCs w:val="20"/>
+        </w:rPr>
+        <w:t>Tutor Tuan Nguyen Duc</w:t>
+      </w:r>
+      <w:r>
+        <w:rPr>
+          <w:rFonts w:ascii="Times New Roman" w:hAnsi="Times New Roman" w:cs="Times New Roman"/>
+          <w:sz w:val="20"/>
+          <w:szCs w:val="20"/>
+        </w:rPr>
+        <w:t xml:space="preserve"> and </w:t>
+      </w:r>
+      <w:r>
+        <w:rPr>
+          <w:rFonts w:ascii="Times New Roman" w:hAnsi="Times New Roman" w:cs="Times New Roman"/>
+          <w:sz w:val="20"/>
+          <w:szCs w:val="20"/>
+        </w:rPr>
+        <w:t>Tutor Hai Ha Nguyen</w:t>
+      </w:r>
+      <w:r>
+        <w:rPr>
+          <w:rFonts w:ascii="Times New Roman" w:hAnsi="Times New Roman" w:cs="Times New Roman"/>
+          <w:sz w:val="20"/>
+          <w:szCs w:val="20"/>
+        </w:rPr>
+        <w:t xml:space="preserve"> for their timely guidance and constructive criticism for enhancing this project.</w:t>
+      </w:r>
+      <w:r>
+        <w:rPr>
+          <w:rFonts w:ascii="Times New Roman" w:hAnsi="Times New Roman" w:cs="Times New Roman"/>
+          <w:sz w:val="20"/>
+          <w:szCs w:val="20"/>
+        </w:rPr>
+        <w:t xml:space="preserve"> If we do not express our gratitude to the writers of the references and other works cited in this work, we will be in breach of our responsibility.</w:t>
       </w:r>
     </w:p>
     <w:p>
@@ -18897,7 +19035,15 @@
           <w:rFonts w:ascii="Times New Roman" w:hAnsi="Times New Roman"/>
           <w:sz w:val="20"/>
         </w:rPr>
-        <w:t>[25] P. Furgale, J. Rehder, and R. Siegwart, "Unified temporal and spatial calibration for multi-sensor systems," in Proc. IEEE/RSJ Int. Conf. Intell. Robots Syst., 2013, pp. 1280–1286.</w:t>
+        <w:t xml:space="preserve">[25] P. Furgale, J. Rehder, and R. Siegwart, "Unified temporal and spatial calibration for multi-sensor systems," in Proc. </w:t>
+      </w:r>
+      <w:r>
+        <w:rPr>
+          <w:rFonts w:ascii="Times New Roman" w:hAnsi="Times New Roman"/>
+          <w:sz w:val="20"/>
+        </w:rPr>
+        <w:lastRenderedPageBreak/>
+        <w:t>IEEE/RSJ Int. Conf. Intell. Robots Syst., 2013, pp. 1280–1286.</w:t>
       </w:r>
     </w:p>
     <w:p>
@@ -18911,7 +19057,6 @@
           <w:rFonts w:ascii="Times New Roman" w:hAnsi="Times New Roman"/>
           <w:sz w:val="20"/>
         </w:rPr>
-        <w:lastRenderedPageBreak/>
         <w:t>[26] C. L. Liu and J. W. Layland, "Scheduling algorithms for multiprogramming in a hard-real-time environment," J. ACM, vol. 20, no. 1, pp. 46–61, 1973.</w:t>
       </w:r>
     </w:p>
